--- a/docs/LEVERAGE_capitolo_metodologia_calendar.docx
+++ b/docs/LEVERAGE_capitolo_metodologia_calendar.docx
@@ -13,7 +13,7 @@
     <w:p/>
     <w:p>
       <w:r>
-        <w:t>Documento aggiornato al 2 luglio 2026</w:t>
+        <w:t>Documento aggiornato al 15 luglio 2026</w:t>
       </w:r>
     </w:p>
     <w:p>
@@ -23,7 +23,7 @@
     </w:p>
     <w:p>
       <w:r>
-        <w:t>Stato operativo: riconciliazione Calendar 2018-2025 completata, verificata e versionata; Calendar 2026 in standby in attesa dei Result 2026</w:t>
+        <w:t>Stato operativo: riconciliazione Calendar 2018-2025 completata, verificata e versionata; Calendar 2026 riconciliato per il primo semestre dopo import Results 2026</w:t>
       </w:r>
     </w:p>
     <w:p/>
@@ -3986,55 +3986,451 @@
         <w:pStyle w:val="Heading2"/>
       </w:pPr>
       <w:r>
-        <w:t>11. Lavoro residuo sul 2026</w:t>
+        <w:t>11. Riconciliazione Calendar 2026</w:t>
       </w:r>
     </w:p>
     <w:p/>
     <w:p>
       <w:r>
-        <w:t>Il Calendar 2026 e gia presente nel file sorgente, ma la riconciliazione completa e stata lasciata in standby perche i Results 2026 non sono ancora disponibili.</w:t>
+        <w:t>Il Calendar 2026 e stato riconciliato dopo l'import controllato dei Results 2026 del primo semestre.</w:t>
       </w:r>
     </w:p>
     <w:p/>
     <w:p>
       <w:r>
-        <w:t>Il flusso futuro sara:</w:t>
+        <w:t>La review 2026 ha seguito lo stesso schema degli anni precedenti:</w:t>
       </w:r>
     </w:p>
     <w:p/>
     <w:p>
       <w:r>
-        <w:t>1. import controllato dei Results 2026;</w:t>
+        <w:t>1. applicazione automatica dei match sicuri;</w:t>
       </w:r>
     </w:p>
     <w:p>
       <w:r>
-        <w:t>2. preview e review dei conflitti atleta/country/nome;</w:t>
+        <w:t>2. review admin delle righe Calendar senza match diretto;</w:t>
       </w:r>
     </w:p>
     <w:p>
       <w:r>
-        <w:t>3. verifica duplicati rispetto ai 108 result 2026 gia creati dal file 2025;</w:t>
+        <w:t>3. review admin degli Event DB senza riga Calendar diretta;</w:t>
       </w:r>
     </w:p>
     <w:p>
       <w:r>
-        <w:t>4. riconciliazione Calendar 2026;</w:t>
+        <w:t>4. gestione dei conflitti same Event/date diverse con EventCalendarEntry;</w:t>
       </w:r>
     </w:p>
     <w:p>
       <w:r>
-        <w:t>5. distinzione tra eventi 2026 con risultati e voci calendario future/senza risultati;</w:t>
+        <w:t>5. gestione dei casi Top 12;</w:t>
       </w:r>
     </w:p>
     <w:p>
       <w:r>
-        <w:t>6. eventuale uso di calendar_only, db_only e season_year_spillover;</w:t>
+        <w:t>6. separazione tra primo semestre con risultati e righe future in standby.</w:t>
       </w:r>
     </w:p>
+    <w:p/>
+    <w:p>
+      <w:pPr>
+        <w:pStyle w:val="Heading3"/>
+      </w:pPr>
+      <w:r>
+        <w:t>11.1 Esito quantitativo</w:t>
+      </w:r>
+    </w:p>
+    <w:p/>
+    <w:tbl>
+      <w:tblPr>
+        <w:tblStyle w:val="TableGrid"/>
+        <w:tblW w:type="auto" w:w="0"/>
+        <w:tblLook w:firstColumn="1" w:firstRow="1" w:lastColumn="0" w:lastRow="0" w:noHBand="0" w:noVBand="1" w:val="04A0"/>
+      </w:tblPr>
+      <w:tblGrid>
+        <w:gridCol w:w="4320"/>
+        <w:gridCol w:w="4320"/>
+      </w:tblGrid>
+      <w:tr>
+        <w:tc>
+          <w:tcPr>
+            <w:tcW w:type="dxa" w:w="4320"/>
+          </w:tcPr>
+          <w:p>
+            <w:r>
+              <w:t>Metrica</w:t>
+            </w:r>
+          </w:p>
+        </w:tc>
+        <w:tc>
+          <w:tcPr>
+            <w:tcW w:type="dxa" w:w="4320"/>
+          </w:tcPr>
+          <w:p>
+            <w:r>
+              <w:t>Valore</w:t>
+            </w:r>
+          </w:p>
+        </w:tc>
+      </w:tr>
+      <w:tr>
+        <w:tc>
+          <w:tcPr>
+            <w:tcW w:type="dxa" w:w="4320"/>
+          </w:tcPr>
+          <w:p>
+            <w:r>
+              <w:t>Righe Calendar 2026</w:t>
+            </w:r>
+          </w:p>
+        </w:tc>
+        <w:tc>
+          <w:tcPr>
+            <w:tcW w:type="dxa" w:w="4320"/>
+          </w:tcPr>
+          <w:p>
+            <w:r>
+              <w:t>170</w:t>
+            </w:r>
+          </w:p>
+        </w:tc>
+      </w:tr>
+      <w:tr>
+        <w:tc>
+          <w:tcPr>
+            <w:tcW w:type="dxa" w:w="4320"/>
+          </w:tcPr>
+          <w:p>
+            <w:r>
+              <w:t>Event DB 2026</w:t>
+            </w:r>
+          </w:p>
+        </w:tc>
+        <w:tc>
+          <w:tcPr>
+            <w:tcW w:type="dxa" w:w="4320"/>
+          </w:tcPr>
+          <w:p>
+            <w:r>
+              <w:t>115</w:t>
+            </w:r>
+          </w:p>
+        </w:tc>
+      </w:tr>
+      <w:tr>
+        <w:tc>
+          <w:tcPr>
+            <w:tcW w:type="dxa" w:w="4320"/>
+          </w:tcPr>
+          <w:p>
+            <w:r>
+              <w:t>Event DB 2026 coperti</w:t>
+            </w:r>
+          </w:p>
+        </w:tc>
+        <w:tc>
+          <w:tcPr>
+            <w:tcW w:type="dxa" w:w="4320"/>
+          </w:tcPr>
+          <w:p>
+            <w:r>
+              <w:t>115</w:t>
+            </w:r>
+          </w:p>
+        </w:tc>
+      </w:tr>
+      <w:tr>
+        <w:tc>
+          <w:tcPr>
+            <w:tcW w:type="dxa" w:w="4320"/>
+          </w:tcPr>
+          <w:p>
+            <w:r>
+              <w:t>Event DB 2026 non coperti</w:t>
+            </w:r>
+          </w:p>
+        </w:tc>
+        <w:tc>
+          <w:tcPr>
+            <w:tcW w:type="dxa" w:w="4320"/>
+          </w:tcPr>
+          <w:p>
+            <w:r>
+              <w:t>0</w:t>
+            </w:r>
+          </w:p>
+        </w:tc>
+      </w:tr>
+      <w:tr>
+        <w:tc>
+          <w:tcPr>
+            <w:tcW w:type="dxa" w:w="4320"/>
+          </w:tcPr>
+          <w:p>
+            <w:r>
+              <w:t>Righe Calendar 2026 non abbinate</w:t>
+            </w:r>
+          </w:p>
+        </w:tc>
+        <w:tc>
+          <w:tcPr>
+            <w:tcW w:type="dxa" w:w="4320"/>
+          </w:tcPr>
+          <w:p>
+            <w:r>
+              <w:t>45</w:t>
+            </w:r>
+          </w:p>
+        </w:tc>
+      </w:tr>
+      <w:tr>
+        <w:tc>
+          <w:tcPr>
+            <w:tcW w:type="dxa" w:w="4320"/>
+          </w:tcPr>
+          <w:p>
+            <w:r>
+              <w:t>Event `db_only`</w:t>
+            </w:r>
+          </w:p>
+        </w:tc>
+        <w:tc>
+          <w:tcPr>
+            <w:tcW w:type="dxa" w:w="4320"/>
+          </w:tcPr>
+          <w:p>
+            <w:r>
+              <w:t>2</w:t>
+            </w:r>
+          </w:p>
+        </w:tc>
+      </w:tr>
+      <w:tr>
+        <w:tc>
+          <w:tcPr>
+            <w:tcW w:type="dxa" w:w="4320"/>
+          </w:tcPr>
+          <w:p>
+            <w:r>
+              <w:t>Righe `calendar_only`</w:t>
+            </w:r>
+          </w:p>
+        </w:tc>
+        <w:tc>
+          <w:tcPr>
+            <w:tcW w:type="dxa" w:w="4320"/>
+          </w:tcPr>
+          <w:p>
+            <w:r>
+              <w:t>5</w:t>
+            </w:r>
+          </w:p>
+        </w:tc>
+      </w:tr>
+      <w:tr>
+        <w:tc>
+          <w:tcPr>
+            <w:tcW w:type="dxa" w:w="4320"/>
+          </w:tcPr>
+          <w:p>
+            <w:r>
+              <w:t>Collegamenti `season_year_spillover`</w:t>
+            </w:r>
+          </w:p>
+        </w:tc>
+        <w:tc>
+          <w:tcPr>
+            <w:tcW w:type="dxa" w:w="4320"/>
+          </w:tcPr>
+          <w:p>
+            <w:r>
+              <w:t>1</w:t>
+            </w:r>
+          </w:p>
+        </w:tc>
+      </w:tr>
+      <w:tr>
+        <w:tc>
+          <w:tcPr>
+            <w:tcW w:type="dxa" w:w="4320"/>
+          </w:tcPr>
+          <w:p>
+            <w:r>
+              <w:t>Cross-year errati</w:t>
+            </w:r>
+          </w:p>
+        </w:tc>
+        <w:tc>
+          <w:tcPr>
+            <w:tcW w:type="dxa" w:w="4320"/>
+          </w:tcPr>
+          <w:p>
+            <w:r>
+              <w:t>0</w:t>
+            </w:r>
+          </w:p>
+        </w:tc>
+      </w:tr>
+      <w:tr>
+        <w:tc>
+          <w:tcPr>
+            <w:tcW w:type="dxa" w:w="4320"/>
+          </w:tcPr>
+          <w:p>
+            <w:r>
+              <w:t>Issue sorgente</w:t>
+            </w:r>
+          </w:p>
+        </w:tc>
+        <w:tc>
+          <w:tcPr>
+            <w:tcW w:type="dxa" w:w="4320"/>
+          </w:tcPr>
+          <w:p>
+            <w:r>
+              <w:t>0</w:t>
+            </w:r>
+          </w:p>
+        </w:tc>
+      </w:tr>
+    </w:tbl>
+    <w:p/>
     <w:p>
       <w:r>
-        <w:t>7. aggiornamento del diario e dei capitoli di tesi.</w:t>
+        <w:t>Le 45 righe Calendar 2026 non abbinate sono successive al 1 luglio 2026 e restano in standby fino a un successivo import dei Results 2026.</w:t>
+      </w:r>
+    </w:p>
+    <w:p/>
+    <w:p>
+      <w:pPr>
+        <w:pStyle w:val="Heading3"/>
+      </w:pPr>
+      <w:r>
+        <w:t>11.2 Decisioni metodologiche 2026</w:t>
+      </w:r>
+    </w:p>
+    <w:p/>
+    <w:p>
+      <w:r>
+        <w:t>Ifact Norges Cup 1 e Ifact Norges Cup 2 sono state mantenute come calendar_only: sono presenti nel Calendar 2026, ma non e stato trovato un Event DB corrispondente nei Results importati.</w:t>
+      </w:r>
+    </w:p>
+    <w:p/>
+    <w:p>
+      <w:r>
+        <w:t>Colombian Championships e Romanian Euros Trials sono stati mantenuti come db_only: gli Event esistono nel DB perche derivano dai Results, ma non hanno un riscontro sicuro nel Calendar 2026 sorgente.</w:t>
+      </w:r>
+    </w:p>
+    <w:p/>
+    <w:p>
+      <w:r>
+        <w:t>I casi Bundesliga sono stati modellati con EventCalendarEntry, perche piu righe calendario corrette possono riferirsi allo stesso Event.</w:t>
+      </w:r>
+    </w:p>
+    <w:p/>
+    <w:p>
+      <w:r>
+        <w:t>I casi Top 12 sono stati trattati in modo esplicito:</w:t>
+      </w:r>
+    </w:p>
+    <w:p/>
+    <w:tbl>
+      <w:tblPr>
+        <w:tblStyle w:val="TableGrid"/>
+        <w:tblW w:type="auto" w:w="0"/>
+        <w:tblLook w:firstColumn="1" w:firstRow="1" w:lastColumn="0" w:lastRow="0" w:noHBand="0" w:noVBand="1" w:val="04A0"/>
+      </w:tblPr>
+      <w:tblGrid>
+        <w:gridCol w:w="4320"/>
+        <w:gridCol w:w="4320"/>
+      </w:tblGrid>
+      <w:tr>
+        <w:tc>
+          <w:tcPr>
+            <w:tcW w:type="dxa" w:w="4320"/>
+          </w:tcPr>
+          <w:p>
+            <w:r>
+              <w:t>Caso</w:t>
+            </w:r>
+          </w:p>
+        </w:tc>
+        <w:tc>
+          <w:tcPr>
+            <w:tcW w:type="dxa" w:w="4320"/>
+          </w:tcPr>
+          <w:p>
+            <w:r>
+              <w:t>Trattamento</w:t>
+            </w:r>
+          </w:p>
+        </w:tc>
+      </w:tr>
+      <w:tr>
+        <w:tc>
+          <w:tcPr>
+            <w:tcW w:type="dxa" w:w="4320"/>
+          </w:tcPr>
+          <w:p>
+            <w:r>
+              <w:t>`Top 12 Series 3` MAG</w:t>
+            </w:r>
+          </w:p>
+        </w:tc>
+        <w:tc>
+          <w:tcPr>
+            <w:tcW w:type="dxa" w:w="4320"/>
+          </w:tcPr>
+          <w:p>
+            <w:r>
+              <w:t>collegamento same-year alla riga Calendar 2026 n. 31</w:t>
+            </w:r>
+          </w:p>
+        </w:tc>
+      </w:tr>
+      <w:tr>
+        <w:tc>
+          <w:tcPr>
+            <w:tcW w:type="dxa" w:w="4320"/>
+          </w:tcPr>
+          <w:p>
+            <w:r>
+              <w:t>`Top 12 Series 3 (2026)` WAG</w:t>
+            </w:r>
+          </w:p>
+        </w:tc>
+        <w:tc>
+          <w:tcPr>
+            <w:tcW w:type="dxa" w:w="4320"/>
+          </w:tcPr>
+          <w:p>
+            <w:r>
+              <w:t>collegamento al Calendar 2025 n. 227 come `season_year_spillover`</w:t>
+            </w:r>
+          </w:p>
+        </w:tc>
+      </w:tr>
+    </w:tbl>
+    <w:p/>
+    <w:p>
+      <w:pPr>
+        <w:pStyle w:val="Heading3"/>
+      </w:pPr>
+      <w:r>
+        <w:t>11.3 Stato finale 2026</w:t>
+      </w:r>
+    </w:p>
+    <w:p/>
+    <w:p>
+      <w:r>
+        <w:t>La riconciliazione Calendar 2026 e chiusa per il perimetro disponibile al 1 luglio 2026.</w:t>
+      </w:r>
+    </w:p>
+    <w:p/>
+    <w:p>
+      <w:r>
+        <w:t>Non tutte le righe Calendar 2026 devono avere oggi un Event DB collegato: molte rappresentano eventi futuri o senza risultati ancora importati. La metrica critica e che tutti gli Event DB 2026 creati dai Results abbiano una copertura calendario oppure una decisione admin esplicita (db_only). Questa condizione e soddisfatta.</w:t>
       </w:r>
     </w:p>
     <w:p/>
